--- a/applications/STRONG/Experis - AI Business Solutions Specialist - 2026-09-25/cover_letter.docx
+++ b/applications/STRONG/Experis - AI Business Solutions Specialist - 2026-09-25/cover_letter.docx
@@ -199,7 +199,7 @@
           <w:color w:val="09152A"/>
           <w:sz w:val="22"/>
         </w:rPr>
-        <w:t>In my freelance contractor engagements across callcathai.online, primelayertrades.com, and hereraspreadsheets.com, I serve as the business solutions contact for each organization: conducting requirements-gathering sessions, mapping current-state and future-state workflows, configuring no-code automation platforms (Power Automate, Airtable Automations, Copilot Studio), writing integration specifications, and delivering training and documentation to end users. At Catalyzt Nutrition, I led a full digital transformation program — identifying AI and automation use cases, building solution frameworks, deploying workflows to production, and tracking adoption against expected outcomes. At Ferguson Enterprises, I championed AI and automation adoption across a large-scale ecommerce and supply chain operation, running stakeholder education sessions, building rollout documentation, and gathering feedback to improve capability design over time.</w:t>
+        <w:t>In my freelance contractor engagements across callcatchai.online, primelayertrades.com, and hereraspreadsheets.com, I serve as the business solutions contact for each organization: conducting requirements-gathering sessions, mapping current-state and future-state workflows, configuring no-code automation platforms (Power Automate, Airtable Automations, Copilot Studio), writing integration specifications, and delivering training and documentation to end users. At Catalyzt Nutrition, I led a full digital transformation program — identifying AI and automation use cases, building solution frameworks, deploying workflows to production, and tracking adoption against expected outcomes. At Ferguson Enterprises, I championed AI and automation adoption across a large-scale ecommerce and supply chain operation, running stakeholder education sessions, building rollout documentation, and gathering feedback to improve capability design over time.</w:t>
       </w:r>
     </w:p>
     <w:p>
